--- a/Received/5/5, eng i.docx
+++ b/Received/5/5, eng i.docx
@@ -71,6 +71,16 @@
                               </w:rPr>
                               <w:t xml:space="preserve">D- </w:t>
                             </w:r>
+                            <w:r>
+                              <w:rPr>
+                                <w:rFonts w:ascii="Times New Roman" w:hAnsi="Times New Roman"/>
+                                <w:b/>
+                                <w:bCs/>
+                                <w:sz w:val="28"/>
+                                <w:szCs w:val="28"/>
+                              </w:rPr>
+                              <w:t>12</w:t>
+                            </w:r>
                           </w:p>
                         </w:txbxContent>
                       </wps:txbx>
@@ -108,6 +118,16 @@
                           <w:szCs w:val="28"/>
                         </w:rPr>
                         <w:t xml:space="preserve">D- </w:t>
+                      </w:r>
+                      <w:r>
+                        <w:rPr>
+                          <w:rFonts w:ascii="Times New Roman" w:hAnsi="Times New Roman"/>
+                          <w:b/>
+                          <w:bCs/>
+                          <w:sz w:val="28"/>
+                          <w:szCs w:val="28"/>
+                        </w:rPr>
+                        <w:t>12</w:t>
                       </w:r>
                     </w:p>
                   </w:txbxContent>
@@ -210,27 +230,7 @@
           <w:bCs/>
           <w:sz w:val="20"/>
         </w:rPr>
-        <w:t xml:space="preserve">Ratnanagar-7, </w:t>
-      </w:r>
-      <w:proofErr w:type="spellStart"/>
-      <w:r>
-        <w:rPr>
-          <w:rFonts w:ascii="Times New Roman" w:hAnsi="Times New Roman"/>
-          <w:b/>
-          <w:bCs/>
-          <w:sz w:val="20"/>
-        </w:rPr>
-        <w:t>Sauraha</w:t>
-      </w:r>
-      <w:proofErr w:type="spellEnd"/>
-      <w:r>
-        <w:rPr>
-          <w:rFonts w:ascii="Times New Roman" w:hAnsi="Times New Roman"/>
-          <w:b/>
-          <w:bCs/>
-          <w:sz w:val="20"/>
-        </w:rPr>
-        <w:t>, Chitwan</w:t>
+        <w:t>Ratnanagar-7, Sauraha, Chitwan</w:t>
       </w:r>
     </w:p>
     <w:p>
@@ -426,25 +426,7 @@
           <w:sz w:val="28"/>
           <w:szCs w:val="28"/>
         </w:rPr>
-        <w:t xml:space="preserve">Canada's </w:t>
-      </w:r>
-      <w:proofErr w:type="spellStart"/>
-      <w:r>
-        <w:rPr>
-          <w:rFonts w:ascii="Times New Roman" w:hAnsi="Times New Roman" w:cs="Times New Roman"/>
-          <w:sz w:val="28"/>
-          <w:szCs w:val="28"/>
-        </w:rPr>
-        <w:t>favourite</w:t>
-      </w:r>
-      <w:proofErr w:type="spellEnd"/>
-      <w:r>
-        <w:rPr>
-          <w:rFonts w:ascii="Times New Roman" w:hAnsi="Times New Roman" w:cs="Times New Roman"/>
-          <w:sz w:val="28"/>
-          <w:szCs w:val="28"/>
-        </w:rPr>
-        <w:t xml:space="preserve"> sport is ice hockey. All over Canada today, men, women, boys and girls play hockey. Hockey began in Canada. But we do not know exactly how it began.</w:t>
+        <w:t>Canada's favourite sport is ice hockey. All over Canada today, men, women, boys and girls play hockey. Hockey began in Canada. But we do not know exactly how it began.</w:t>
       </w:r>
     </w:p>
     <w:p>
@@ -518,25 +500,7 @@
           <w:sz w:val="28"/>
           <w:szCs w:val="28"/>
         </w:rPr>
-        <w:t xml:space="preserve">a) What is Canada’s </w:t>
-      </w:r>
-      <w:proofErr w:type="spellStart"/>
-      <w:r>
-        <w:rPr>
-          <w:rFonts w:ascii="Times New Roman" w:hAnsi="Times New Roman" w:cs="Times New Roman"/>
-          <w:sz w:val="28"/>
-          <w:szCs w:val="28"/>
-        </w:rPr>
-        <w:t>favourite</w:t>
-      </w:r>
-      <w:proofErr w:type="spellEnd"/>
-      <w:r>
-        <w:rPr>
-          <w:rFonts w:ascii="Times New Roman" w:hAnsi="Times New Roman" w:cs="Times New Roman"/>
-          <w:sz w:val="28"/>
-          <w:szCs w:val="28"/>
-        </w:rPr>
-        <w:t xml:space="preserve"> sport?</w:t>
+        <w:t>a) What is Canada’s favourite sport?</w:t>
       </w:r>
     </w:p>
     <w:p>
@@ -707,25 +671,7 @@
           <w:sz w:val="28"/>
           <w:szCs w:val="28"/>
         </w:rPr>
-        <w:t xml:space="preserve">The girls soon grew up and became young ladies. It was now time for their father to find them a husband. He wanted his daughters to have a happy life. He wanted them to always have what they wished for. </w:t>
-      </w:r>
-      <w:proofErr w:type="gramStart"/>
-      <w:r>
-        <w:rPr>
-          <w:rFonts w:ascii="Times New Roman" w:hAnsi="Times New Roman" w:cs="Times New Roman"/>
-          <w:sz w:val="28"/>
-          <w:szCs w:val="28"/>
-        </w:rPr>
-        <w:t>So</w:t>
-      </w:r>
-      <w:proofErr w:type="gramEnd"/>
-      <w:r>
-        <w:rPr>
-          <w:rFonts w:ascii="Times New Roman" w:hAnsi="Times New Roman" w:cs="Times New Roman"/>
-          <w:sz w:val="28"/>
-          <w:szCs w:val="28"/>
-        </w:rPr>
-        <w:t xml:space="preserve"> he tried his best to find them good husbands.</w:t>
+        <w:t>The girls soon grew up and became young ladies. It was now time for their father to find them a husband. He wanted his daughters to have a happy life. He wanted them to always have what they wished for. So he tried his best to find them good husbands.</w:t>
       </w:r>
     </w:p>
     <w:p>
@@ -904,200 +850,45 @@
           <w:sz w:val="28"/>
           <w:szCs w:val="28"/>
         </w:rPr>
-        <w:t xml:space="preserve">Lake </w:t>
-      </w:r>
-      <w:proofErr w:type="spellStart"/>
-      <w:r>
-        <w:rPr>
-          <w:rFonts w:ascii="Times New Roman" w:hAnsi="Times New Roman" w:cs="Times New Roman"/>
-          <w:sz w:val="28"/>
-          <w:szCs w:val="28"/>
-        </w:rPr>
-        <w:t>Fewa</w:t>
-      </w:r>
-      <w:proofErr w:type="spellEnd"/>
-      <w:r>
-        <w:rPr>
-          <w:rFonts w:ascii="Times New Roman" w:hAnsi="Times New Roman" w:cs="Times New Roman"/>
-          <w:sz w:val="28"/>
-          <w:szCs w:val="28"/>
-        </w:rPr>
-        <w:t xml:space="preserve"> lies in a small valley of </w:t>
-      </w:r>
-      <w:proofErr w:type="spellStart"/>
-      <w:r>
-        <w:rPr>
-          <w:rFonts w:ascii="Times New Roman" w:hAnsi="Times New Roman" w:cs="Times New Roman"/>
-          <w:sz w:val="28"/>
-          <w:szCs w:val="28"/>
-        </w:rPr>
-        <w:t>Harpan</w:t>
-      </w:r>
-      <w:proofErr w:type="spellEnd"/>
-      <w:r>
-        <w:rPr>
-          <w:rFonts w:ascii="Times New Roman" w:hAnsi="Times New Roman" w:cs="Times New Roman"/>
-          <w:sz w:val="28"/>
-          <w:szCs w:val="28"/>
-        </w:rPr>
-        <w:t xml:space="preserve"> River in Kaski District. It is the second largest lake in Nepal and the largest lake in the Pokhara valley. It has an area of about 4.43 sq km and the maximum water capacity of this lake is estimated to be 46 million cubic meters. Lake </w:t>
-      </w:r>
-      <w:proofErr w:type="spellStart"/>
-      <w:r>
-        <w:rPr>
-          <w:rFonts w:ascii="Times New Roman" w:hAnsi="Times New Roman" w:cs="Times New Roman"/>
-          <w:sz w:val="28"/>
-          <w:szCs w:val="28"/>
-        </w:rPr>
-        <w:t>Fewa</w:t>
-      </w:r>
-      <w:proofErr w:type="spellEnd"/>
-      <w:r>
-        <w:rPr>
-          <w:rFonts w:ascii="Times New Roman" w:hAnsi="Times New Roman" w:cs="Times New Roman"/>
-          <w:sz w:val="28"/>
-          <w:szCs w:val="28"/>
-        </w:rPr>
-        <w:t xml:space="preserve"> is famous for </w:t>
-      </w:r>
-      <w:proofErr w:type="spellStart"/>
-      <w:r>
-        <w:rPr>
-          <w:rFonts w:ascii="Times New Roman" w:hAnsi="Times New Roman" w:cs="Times New Roman"/>
-          <w:sz w:val="28"/>
-          <w:szCs w:val="28"/>
-        </w:rPr>
-        <w:t>travellers</w:t>
-      </w:r>
-      <w:proofErr w:type="spellEnd"/>
-      <w:r>
-        <w:rPr>
-          <w:rFonts w:ascii="Times New Roman" w:hAnsi="Times New Roman" w:cs="Times New Roman"/>
-          <w:sz w:val="28"/>
-          <w:szCs w:val="28"/>
-        </w:rPr>
-        <w:t xml:space="preserve"> and pilgrims as the lake provides them several recreational activities and has lots of natural things to enjoy.</w:t>
-      </w:r>
-    </w:p>
-    <w:p>
-      <w:pPr>
-        <w:spacing w:after="0" w:line="240" w:lineRule="auto"/>
-        <w:rPr>
-          <w:rFonts w:ascii="Times New Roman" w:hAnsi="Times New Roman" w:cs="Times New Roman"/>
-          <w:sz w:val="28"/>
-          <w:szCs w:val="28"/>
-        </w:rPr>
-      </w:pPr>
-      <w:r>
-        <w:rPr>
-          <w:rFonts w:ascii="Times New Roman" w:hAnsi="Times New Roman" w:cs="Times New Roman"/>
-          <w:sz w:val="28"/>
-          <w:szCs w:val="28"/>
-        </w:rPr>
-        <w:t xml:space="preserve">First of all, hills and peaks that surround this lake make it beautiful peaks can be seen from there. Annapurna looms in the distance from the lake and one can enjoy the reflection of Mount </w:t>
-      </w:r>
-      <w:proofErr w:type="spellStart"/>
-      <w:r>
-        <w:rPr>
-          <w:rFonts w:ascii="Times New Roman" w:hAnsi="Times New Roman" w:cs="Times New Roman"/>
-          <w:sz w:val="28"/>
-          <w:szCs w:val="28"/>
-        </w:rPr>
-        <w:t>Machapuchare</w:t>
-      </w:r>
-      <w:proofErr w:type="spellEnd"/>
-      <w:r>
-        <w:rPr>
-          <w:rFonts w:ascii="Times New Roman" w:hAnsi="Times New Roman" w:cs="Times New Roman"/>
-          <w:sz w:val="28"/>
-          <w:szCs w:val="28"/>
-        </w:rPr>
-        <w:t xml:space="preserve"> on its surface. The lake is surrounded by </w:t>
-      </w:r>
-      <w:proofErr w:type="spellStart"/>
-      <w:r>
-        <w:rPr>
-          <w:rFonts w:ascii="Times New Roman" w:hAnsi="Times New Roman" w:cs="Times New Roman"/>
-          <w:sz w:val="28"/>
-          <w:szCs w:val="28"/>
-        </w:rPr>
-        <w:t>Sarangkot</w:t>
-      </w:r>
-      <w:proofErr w:type="spellEnd"/>
-      <w:r>
-        <w:rPr>
-          <w:rFonts w:ascii="Times New Roman" w:hAnsi="Times New Roman" w:cs="Times New Roman"/>
-          <w:sz w:val="28"/>
-          <w:szCs w:val="28"/>
-        </w:rPr>
-        <w:t xml:space="preserve"> and </w:t>
-      </w:r>
-      <w:proofErr w:type="spellStart"/>
-      <w:r>
-        <w:rPr>
-          <w:rFonts w:ascii="Times New Roman" w:hAnsi="Times New Roman" w:cs="Times New Roman"/>
-          <w:sz w:val="28"/>
-          <w:szCs w:val="28"/>
-        </w:rPr>
-        <w:t>Kaskikot</w:t>
-      </w:r>
-      <w:proofErr w:type="spellEnd"/>
-      <w:r>
-        <w:rPr>
-          <w:rFonts w:ascii="Times New Roman" w:hAnsi="Times New Roman" w:cs="Times New Roman"/>
-          <w:sz w:val="28"/>
-          <w:szCs w:val="28"/>
-        </w:rPr>
-        <w:t xml:space="preserve"> hills on the northern side. A hill along the southern side of this lake is called </w:t>
-      </w:r>
-      <w:proofErr w:type="spellStart"/>
-      <w:r>
-        <w:rPr>
-          <w:rFonts w:ascii="Times New Roman" w:hAnsi="Times New Roman" w:cs="Times New Roman"/>
-          <w:sz w:val="28"/>
-          <w:szCs w:val="28"/>
-        </w:rPr>
-        <w:t>Raniban</w:t>
-      </w:r>
-      <w:proofErr w:type="spellEnd"/>
-      <w:r>
-        <w:rPr>
-          <w:rFonts w:ascii="Times New Roman" w:hAnsi="Times New Roman" w:cs="Times New Roman"/>
-          <w:sz w:val="28"/>
-          <w:szCs w:val="28"/>
-        </w:rPr>
-        <w:t>, which is very rich in flora and fauna.</w:t>
-      </w:r>
-    </w:p>
-    <w:p>
-      <w:pPr>
-        <w:spacing w:after="0" w:line="240" w:lineRule="auto"/>
-        <w:rPr>
-          <w:rFonts w:ascii="Times New Roman" w:hAnsi="Times New Roman" w:cs="Times New Roman"/>
-          <w:b/>
-          <w:bCs/>
-          <w:sz w:val="28"/>
-          <w:szCs w:val="28"/>
-        </w:rPr>
-      </w:pPr>
-    </w:p>
-    <w:p>
-      <w:pPr>
-        <w:spacing w:after="0" w:line="240" w:lineRule="auto"/>
-        <w:rPr>
-          <w:rFonts w:ascii="Times New Roman" w:hAnsi="Times New Roman" w:cs="Times New Roman"/>
-          <w:sz w:val="28"/>
-          <w:szCs w:val="28"/>
-        </w:rPr>
-      </w:pPr>
-      <w:r>
-        <w:rPr>
-          <w:rFonts w:ascii="Times New Roman" w:hAnsi="Times New Roman" w:cs="Times New Roman"/>
-          <w:b/>
-          <w:bCs/>
-          <w:sz w:val="28"/>
-          <w:szCs w:val="28"/>
-        </w:rPr>
+        <w:t>Lake Fewa lies in a small valley of Harpan River in Kaski District. It is the second largest lake in Nepal and the largest lake in the Pokhara valley. It has an area of about 4.43 sq km and the maximum water capacity of this lake is estimated to be 46 million cubic meters. Lake Fewa is famous for travellers and pilgrims as the lake provides them several recreational activities and has lots of natural things to enjoy.</w:t>
+      </w:r>
+    </w:p>
+    <w:p>
+      <w:pPr>
+        <w:spacing w:after="0" w:line="240" w:lineRule="auto"/>
+        <w:rPr>
+          <w:rFonts w:ascii="Times New Roman" w:hAnsi="Times New Roman" w:cs="Times New Roman"/>
+          <w:sz w:val="28"/>
+          <w:szCs w:val="28"/>
+        </w:rPr>
+      </w:pPr>
+      <w:r>
+        <w:rPr>
+          <w:rFonts w:ascii="Times New Roman" w:hAnsi="Times New Roman" w:cs="Times New Roman"/>
+          <w:sz w:val="28"/>
+          <w:szCs w:val="28"/>
+        </w:rPr>
+        <w:t>First of all, hills and peaks that surround this lake make it beautiful peaks can be seen from there. Annapurna looms in the distance from the lake and one can enjoy the reflection of Mount Machapuchare on its surface. The lake is surrounded by Sarangkot and Kaskikot hills on the northern side. A hill along the southern side of this lake is called Raniban, which is very rich in flora and fauna.</w:t>
+      </w:r>
+    </w:p>
+    <w:p>
+      <w:pPr>
+        <w:spacing w:after="0" w:line="240" w:lineRule="auto"/>
+        <w:rPr>
+          <w:rFonts w:ascii="Times New Roman" w:hAnsi="Times New Roman" w:cs="Times New Roman"/>
+          <w:sz w:val="28"/>
+          <w:szCs w:val="28"/>
+        </w:rPr>
+      </w:pPr>
+      <w:r>
+        <w:rPr>
+          <w:rFonts w:ascii="Times New Roman" w:hAnsi="Times New Roman" w:cs="Times New Roman"/>
+          <w:b/>
+          <w:bCs/>
+          <w:sz w:val="28"/>
+          <w:szCs w:val="28"/>
+        </w:rPr>
+        <w:lastRenderedPageBreak/>
         <w:t>A. Match the following words with their definitions.</w:t>
       </w:r>
     </w:p>
@@ -1126,15 +917,7 @@
           <w:sz w:val="28"/>
           <w:szCs w:val="28"/>
         </w:rPr>
-        <w:t>P</w:t>
-      </w:r>
-      <w:r>
-        <w:rPr>
-          <w:rFonts w:ascii="Times New Roman" w:hAnsi="Times New Roman" w:cs="Times New Roman"/>
-          <w:sz w:val="28"/>
-          <w:szCs w:val="28"/>
-        </w:rPr>
-        <w:t>ilgrims</w:t>
+        <w:t>Pilgrims</w:t>
       </w:r>
       <w:r>
         <w:rPr>
@@ -1194,15 +977,7 @@
           <w:sz w:val="28"/>
           <w:szCs w:val="28"/>
         </w:rPr>
-        <w:t>R</w:t>
-      </w:r>
-      <w:r>
-        <w:rPr>
-          <w:rFonts w:ascii="Times New Roman" w:hAnsi="Times New Roman" w:cs="Times New Roman"/>
-          <w:sz w:val="28"/>
-          <w:szCs w:val="28"/>
-        </w:rPr>
-        <w:t>ecreational</w:t>
+        <w:t>Recreational</w:t>
       </w:r>
       <w:r>
         <w:rPr>
@@ -1301,15 +1076,7 @@
           <w:sz w:val="28"/>
           <w:szCs w:val="28"/>
         </w:rPr>
-        <w:t>L</w:t>
-      </w:r>
-      <w:r>
-        <w:rPr>
-          <w:rFonts w:ascii="Times New Roman" w:hAnsi="Times New Roman" w:cs="Times New Roman"/>
-          <w:sz w:val="28"/>
-          <w:szCs w:val="28"/>
-        </w:rPr>
-        <w:t>ooms</w:t>
+        <w:t>Looms</w:t>
       </w:r>
       <w:r>
         <w:rPr>
@@ -1373,15 +1140,7 @@
           <w:sz w:val="28"/>
           <w:szCs w:val="28"/>
         </w:rPr>
-        <w:t>R</w:t>
-      </w:r>
-      <w:r>
-        <w:rPr>
-          <w:rFonts w:ascii="Times New Roman" w:hAnsi="Times New Roman" w:cs="Times New Roman"/>
-          <w:sz w:val="28"/>
-          <w:szCs w:val="28"/>
-        </w:rPr>
-        <w:t>eflection</w:t>
+        <w:t>Reflection</w:t>
       </w:r>
       <w:r>
         <w:rPr>
@@ -1443,15 +1202,7 @@
           <w:sz w:val="28"/>
           <w:szCs w:val="28"/>
         </w:rPr>
-        <w:t>M</w:t>
-      </w:r>
-      <w:r>
-        <w:rPr>
-          <w:rFonts w:ascii="Times New Roman" w:hAnsi="Times New Roman" w:cs="Times New Roman"/>
-          <w:sz w:val="28"/>
-          <w:szCs w:val="28"/>
-        </w:rPr>
-        <w:t>aximum</w:t>
+        <w:t>Maximum</w:t>
       </w:r>
       <w:r>
         <w:rPr>
@@ -1579,61 +1330,7 @@
           <w:sz w:val="28"/>
           <w:szCs w:val="28"/>
         </w:rPr>
-        <w:t xml:space="preserve">Cheetahs live in Africa. They live in hot, flat places. A cheetah can run 100 </w:t>
-      </w:r>
-      <w:proofErr w:type="spellStart"/>
-      <w:r>
-        <w:rPr>
-          <w:rFonts w:ascii="Times New Roman" w:hAnsi="Times New Roman" w:cs="Times New Roman"/>
-          <w:sz w:val="28"/>
-          <w:szCs w:val="28"/>
-        </w:rPr>
-        <w:t>kilometres</w:t>
-      </w:r>
-      <w:proofErr w:type="spellEnd"/>
-      <w:r>
-        <w:rPr>
-          <w:rFonts w:ascii="Times New Roman" w:hAnsi="Times New Roman" w:cs="Times New Roman"/>
-          <w:sz w:val="28"/>
-          <w:szCs w:val="28"/>
-        </w:rPr>
-        <w:t xml:space="preserve"> an hour, but only for a few minutes. It can catch deer. Giraffes also live in Africa. They are very tall. They can eat leaves 6 meters high. Frogs are small, but a frog in Africa can grow to 35 </w:t>
-      </w:r>
-      <w:proofErr w:type="spellStart"/>
-      <w:r>
-        <w:rPr>
-          <w:rFonts w:ascii="Times New Roman" w:hAnsi="Times New Roman" w:cs="Times New Roman"/>
-          <w:sz w:val="28"/>
-          <w:szCs w:val="28"/>
-        </w:rPr>
-        <w:t>centimetres</w:t>
-      </w:r>
-      <w:proofErr w:type="spellEnd"/>
-      <w:r>
-        <w:rPr>
-          <w:rFonts w:ascii="Times New Roman" w:hAnsi="Times New Roman" w:cs="Times New Roman"/>
-          <w:sz w:val="28"/>
-          <w:szCs w:val="28"/>
-        </w:rPr>
-        <w:t xml:space="preserve"> and weighs 3 kg. A swift is a small bird. You can see them in Nepal. They can stay in the air for two years and fly 900 </w:t>
-      </w:r>
-      <w:proofErr w:type="spellStart"/>
-      <w:r>
-        <w:rPr>
-          <w:rFonts w:ascii="Times New Roman" w:hAnsi="Times New Roman" w:cs="Times New Roman"/>
-          <w:sz w:val="28"/>
-          <w:szCs w:val="28"/>
-        </w:rPr>
-        <w:t>kilometres</w:t>
-      </w:r>
-      <w:proofErr w:type="spellEnd"/>
-      <w:r>
-        <w:rPr>
-          <w:rFonts w:ascii="Times New Roman" w:hAnsi="Times New Roman" w:cs="Times New Roman"/>
-          <w:sz w:val="28"/>
-          <w:szCs w:val="28"/>
-        </w:rPr>
-        <w:t xml:space="preserve"> in a day. A penguin is a bird. It can’t fly but it can swim very well. It lives in Antarctica in the South Pole. It can live in the snow. Snakes can smell with their tongues, and a big snake can eat a goat. There are a lot of snakes in Nepal. A crocodile can live in water and on land. There are crocodiles in rivers in Terai.</w:t>
+        <w:t>Cheetahs live in Africa. They live in hot, flat places. A cheetah can run 100 kilometres an hour, but only for a few minutes. It can catch deer. Giraffes also live in Africa. They are very tall. They can eat leaves 6 meters high. Frogs are small, but a frog in Africa can grow to 35 centimetres and weighs 3 kg. A swift is a small bird. You can see them in Nepal. They can stay in the air for two years and fly 900 kilometres in a day. A penguin is a bird. It can’t fly but it can swim very well. It lives in Antarctica in the South Pole. It can live in the snow. Snakes can smell with their tongues, and a big snake can eat a goat. There are a lot of snakes in Nepal. A crocodile can live in water and on land. There are crocodiles in rivers in Terai.</w:t>
       </w:r>
     </w:p>
     <w:p>
@@ -1726,7 +1423,17 @@
           <w:sz w:val="28"/>
           <w:szCs w:val="28"/>
         </w:rPr>
-        <w:t>[4</w:t>
+        <w:t>[</w:t>
+      </w:r>
+      <w:r>
+        <w:rPr>
+          <w:rFonts w:ascii="Times New Roman" w:hAnsi="Times New Roman" w:cs="Times New Roman"/>
+          <w:b/>
+          <w:bCs/>
+          <w:sz w:val="28"/>
+          <w:szCs w:val="28"/>
+        </w:rPr>
+        <w:t>5</w:t>
       </w:r>
       <w:r>
         <w:rPr>
@@ -1746,7 +1453,27 @@
           <w:sz w:val="28"/>
           <w:szCs w:val="28"/>
         </w:rPr>
-        <w:t>1=4]</w:t>
+        <w:t>1=</w:t>
+      </w:r>
+      <w:r>
+        <w:rPr>
+          <w:rFonts w:ascii="Times New Roman" w:hAnsi="Times New Roman" w:cs="Times New Roman"/>
+          <w:b/>
+          <w:bCs/>
+          <w:sz w:val="28"/>
+          <w:szCs w:val="28"/>
+        </w:rPr>
+        <w:t>5</w:t>
+      </w:r>
+      <w:r>
+        <w:rPr>
+          <w:rFonts w:ascii="Times New Roman" w:hAnsi="Times New Roman" w:cs="Times New Roman"/>
+          <w:b/>
+          <w:bCs/>
+          <w:sz w:val="28"/>
+          <w:szCs w:val="28"/>
+        </w:rPr>
+        <w:t>]</w:t>
       </w:r>
     </w:p>
     <w:p>
@@ -1814,6 +1541,27 @@
         </w:rPr>
         <w:t>d) large</w:t>
       </w:r>
+      <w:r>
+        <w:rPr>
+          <w:rFonts w:ascii="Times New Roman" w:hAnsi="Times New Roman" w:cs="Times New Roman"/>
+          <w:sz w:val="28"/>
+          <w:szCs w:val="28"/>
+        </w:rPr>
+        <w:tab/>
+        <w:t>e) more</w:t>
+      </w:r>
+    </w:p>
+    <w:p>
+      <w:pPr>
+        <w:spacing w:after="0" w:line="240" w:lineRule="auto"/>
+        <w:rPr>
+          <w:rFonts w:ascii="Times New Roman" w:hAnsi="Times New Roman" w:cs="Times New Roman"/>
+          <w:b/>
+          <w:bCs/>
+          <w:sz w:val="28"/>
+          <w:szCs w:val="28"/>
+        </w:rPr>
+      </w:pPr>
     </w:p>
     <w:p>
       <w:pPr>
@@ -1872,7 +1620,17 @@
           <w:sz w:val="28"/>
           <w:szCs w:val="28"/>
         </w:rPr>
-        <w:t>[3</w:t>
+        <w:t>[</w:t>
+      </w:r>
+      <w:r>
+        <w:rPr>
+          <w:rFonts w:ascii="Times New Roman" w:hAnsi="Times New Roman" w:cs="Times New Roman"/>
+          <w:b/>
+          <w:bCs/>
+          <w:sz w:val="28"/>
+          <w:szCs w:val="28"/>
+        </w:rPr>
+        <w:t>5</w:t>
       </w:r>
       <w:r>
         <w:rPr>
@@ -1892,7 +1650,37 @@
           <w:sz w:val="28"/>
           <w:szCs w:val="28"/>
         </w:rPr>
-        <w:t>2=6]</w:t>
+        <w:t>1</w:t>
+      </w:r>
+      <w:r>
+        <w:rPr>
+          <w:rFonts w:ascii="Times New Roman" w:hAnsi="Times New Roman" w:cs="Times New Roman"/>
+          <w:b/>
+          <w:bCs/>
+          <w:sz w:val="28"/>
+          <w:szCs w:val="28"/>
+        </w:rPr>
+        <w:t>=</w:t>
+      </w:r>
+      <w:r>
+        <w:rPr>
+          <w:rFonts w:ascii="Times New Roman" w:hAnsi="Times New Roman" w:cs="Times New Roman"/>
+          <w:b/>
+          <w:bCs/>
+          <w:sz w:val="28"/>
+          <w:szCs w:val="28"/>
+        </w:rPr>
+        <w:t>5</w:t>
+      </w:r>
+      <w:r>
+        <w:rPr>
+          <w:rFonts w:ascii="Times New Roman" w:hAnsi="Times New Roman" w:cs="Times New Roman"/>
+          <w:b/>
+          <w:bCs/>
+          <w:sz w:val="28"/>
+          <w:szCs w:val="28"/>
+        </w:rPr>
+        <w:t>]</w:t>
       </w:r>
     </w:p>
     <w:p>
@@ -1958,6 +1746,42 @@
           <w:szCs w:val="28"/>
         </w:rPr>
       </w:pPr>
+      <w:r>
+        <w:rPr>
+          <w:rFonts w:ascii="Times New Roman" w:hAnsi="Times New Roman" w:cs="Times New Roman"/>
+          <w:sz w:val="28"/>
+          <w:szCs w:val="28"/>
+        </w:rPr>
+        <w:t>d) What is the weight of frog in Africa?</w:t>
+      </w:r>
+    </w:p>
+    <w:p>
+      <w:pPr>
+        <w:spacing w:after="0" w:line="240" w:lineRule="auto"/>
+        <w:rPr>
+          <w:rFonts w:ascii="Times New Roman" w:hAnsi="Times New Roman" w:cs="Times New Roman"/>
+          <w:sz w:val="28"/>
+          <w:szCs w:val="28"/>
+        </w:rPr>
+      </w:pPr>
+      <w:r>
+        <w:rPr>
+          <w:rFonts w:ascii="Times New Roman" w:hAnsi="Times New Roman" w:cs="Times New Roman"/>
+          <w:sz w:val="28"/>
+          <w:szCs w:val="28"/>
+        </w:rPr>
+        <w:t>e) Where do Penguins live?</w:t>
+      </w:r>
+    </w:p>
+    <w:p>
+      <w:pPr>
+        <w:spacing w:after="0" w:line="240" w:lineRule="auto"/>
+        <w:rPr>
+          <w:rFonts w:ascii="Times New Roman" w:hAnsi="Times New Roman" w:cs="Times New Roman"/>
+          <w:sz w:val="28"/>
+          <w:szCs w:val="28"/>
+        </w:rPr>
+      </w:pPr>
     </w:p>
     <w:p>
       <w:pPr>
@@ -2184,43 +2008,23 @@
           <w:sz w:val="28"/>
           <w:szCs w:val="28"/>
         </w:rPr>
-        <w:t xml:space="preserve">Penelope did you hear anything </w:t>
-      </w:r>
-      <w:proofErr w:type="spellStart"/>
-      <w:r>
-        <w:rPr>
-          <w:rFonts w:ascii="Times New Roman" w:hAnsi="Times New Roman" w:cs="Times New Roman"/>
-          <w:sz w:val="28"/>
-          <w:szCs w:val="28"/>
-        </w:rPr>
-        <w:t>i</w:t>
-      </w:r>
-      <w:proofErr w:type="spellEnd"/>
-      <w:r>
-        <w:rPr>
-          <w:rFonts w:ascii="Times New Roman" w:hAnsi="Times New Roman" w:cs="Times New Roman"/>
-          <w:sz w:val="28"/>
-          <w:szCs w:val="28"/>
-        </w:rPr>
-        <w:t xml:space="preserve"> just said </w:t>
-      </w:r>
-      <w:proofErr w:type="spellStart"/>
-      <w:r>
-        <w:rPr>
-          <w:rFonts w:ascii="Times New Roman" w:hAnsi="Times New Roman" w:cs="Times New Roman"/>
-          <w:sz w:val="28"/>
-          <w:szCs w:val="28"/>
-        </w:rPr>
-        <w:t>mrs</w:t>
-      </w:r>
-      <w:proofErr w:type="spellEnd"/>
-      <w:r>
-        <w:rPr>
-          <w:rFonts w:ascii="Times New Roman" w:hAnsi="Times New Roman" w:cs="Times New Roman"/>
-          <w:sz w:val="28"/>
-          <w:szCs w:val="28"/>
-        </w:rPr>
-        <w:t xml:space="preserve"> frost asked</w:t>
+        <w:t xml:space="preserve">Penelope did you </w:t>
+      </w:r>
+      <w:r>
+        <w:rPr>
+          <w:rFonts w:ascii="Times New Roman" w:hAnsi="Times New Roman" w:cs="Times New Roman"/>
+          <w:sz w:val="28"/>
+          <w:szCs w:val="28"/>
+        </w:rPr>
+        <w:t>H</w:t>
+      </w:r>
+      <w:r>
+        <w:rPr>
+          <w:rFonts w:ascii="Times New Roman" w:hAnsi="Times New Roman" w:cs="Times New Roman"/>
+          <w:sz w:val="28"/>
+          <w:szCs w:val="28"/>
+        </w:rPr>
+        <w:t>ear anything i just said mrs frost asked</w:t>
       </w:r>
     </w:p>
     <w:p>
@@ -2352,27 +2156,7 @@
           <w:sz w:val="28"/>
           <w:szCs w:val="28"/>
         </w:rPr>
-        <w:t xml:space="preserve">8] Write an essay. </w:t>
-      </w:r>
-      <w:r>
-        <w:rPr>
-          <w:rFonts w:ascii="Times New Roman" w:hAnsi="Times New Roman" w:cs="Times New Roman"/>
-          <w:b/>
-          <w:bCs/>
-          <w:sz w:val="28"/>
-          <w:szCs w:val="28"/>
-        </w:rPr>
-        <w:t>Anyone</w:t>
-      </w:r>
-      <w:r>
-        <w:rPr>
-          <w:rFonts w:ascii="Times New Roman" w:hAnsi="Times New Roman" w:cs="Times New Roman"/>
-          <w:b/>
-          <w:bCs/>
-          <w:sz w:val="28"/>
-          <w:szCs w:val="28"/>
-        </w:rPr>
-        <w:t>.</w:t>
+        <w:t>8] Write an essay. Anyone.</w:t>
       </w:r>
       <w:r>
         <w:rPr>
@@ -2467,13 +2251,6 @@
           <w:szCs w:val="28"/>
         </w:rPr>
         <w:tab/>
-      </w:r>
-      <w:r>
-        <w:rPr>
-          <w:rFonts w:ascii="Times New Roman" w:hAnsi="Times New Roman" w:cs="Times New Roman"/>
-          <w:sz w:val="28"/>
-          <w:szCs w:val="28"/>
-        </w:rPr>
         <w:t>b. My country</w:t>
       </w:r>
     </w:p>
@@ -3133,6 +2910,7 @@
   <w:style w:type="character" w:default="1" w:styleId="DefaultParagraphFont">
     <w:name w:val="Default Paragraph Font"/>
     <w:uiPriority w:val="1"/>
+    <w:semiHidden/>
     <w:unhideWhenUsed/>
   </w:style>
   <w:style w:type="table" w:default="1" w:styleId="TableNormal">
